--- a/assets/images/Mukesh_Babu_G_Resume_Aug_2026.docx
+++ b/assets/images/Mukesh_Babu_G_Resume_Aug_2026.docx
@@ -359,7 +359,14 @@
           <w:rFonts w:ascii="Times New Roman" w:hAnsi="Times New Roman" w:cs="Times New Roman"/>
           <w:color w:val="000000" w:themeColor="text1"/>
         </w:rPr>
-        <w:t xml:space="preserve">    </w:t>
+        <w:t xml:space="preserve">  </w:t>
+      </w:r>
+      <w:r>
+        <w:rPr>
+          <w:rFonts w:ascii="Times New Roman" w:hAnsi="Times New Roman" w:cs="Times New Roman"/>
+          <w:color w:val="000000" w:themeColor="text1"/>
+        </w:rPr>
+        <w:t xml:space="preserve">  </w:t>
       </w:r>
       <w:r>
         <w:rPr>
@@ -3303,7 +3310,7 @@
           <w:lang w:val="en-US"/>
           <w14:ligatures w14:val="none"/>
         </w:rPr>
-        <w:t>| First American India, Bengaluru</w:t>
+        <w:t xml:space="preserve">| First American </w:t>
       </w:r>
       <w:r>
         <w:rPr>
@@ -3317,7 +3324,7 @@
           <w:lang w:val="en-US"/>
           <w14:ligatures w14:val="none"/>
         </w:rPr>
-        <w:t> </w:t>
+        <w:t>(</w:t>
       </w:r>
       <w:r>
         <w:rPr>
@@ -3331,7 +3338,119 @@
           <w:lang w:val="en-US"/>
           <w14:ligatures w14:val="none"/>
         </w:rPr>
-        <w:t>Feb 2024 - Present</w:t>
+        <w:t>India</w:t>
+      </w:r>
+      <w:r>
+        <w:rPr>
+          <w:rFonts w:ascii="Carlito" w:eastAsia="Carlito" w:hAnsi="Carlito" w:cs="Carlito"/>
+          <w:i/>
+          <w:iCs/>
+          <w:color w:val="000000" w:themeColor="text1"/>
+          <w:kern w:val="0"/>
+          <w:sz w:val="22"/>
+          <w:szCs w:val="22"/>
+          <w:lang w:val="en-US"/>
+          <w14:ligatures w14:val="none"/>
+        </w:rPr>
+        <w:t>)</w:t>
+      </w:r>
+      <w:r>
+        <w:rPr>
+          <w:rFonts w:ascii="Carlito" w:eastAsia="Carlito" w:hAnsi="Carlito" w:cs="Carlito"/>
+          <w:i/>
+          <w:iCs/>
+          <w:color w:val="000000" w:themeColor="text1"/>
+          <w:kern w:val="0"/>
+          <w:sz w:val="22"/>
+          <w:szCs w:val="22"/>
+          <w:lang w:val="en-US"/>
+          <w14:ligatures w14:val="none"/>
+        </w:rPr>
+        <w:t>, Bengaluru</w:t>
+      </w:r>
+      <w:r>
+        <w:rPr>
+          <w:rFonts w:ascii="Carlito" w:eastAsia="Carlito" w:hAnsi="Carlito" w:cs="Carlito"/>
+          <w:i/>
+          <w:iCs/>
+          <w:color w:val="000000" w:themeColor="text1"/>
+          <w:kern w:val="0"/>
+          <w:sz w:val="22"/>
+          <w:szCs w:val="22"/>
+          <w:lang w:val="en-US"/>
+          <w14:ligatures w14:val="none"/>
+        </w:rPr>
+        <w:t xml:space="preserve"> | </w:t>
+      </w:r>
+      <w:r>
+        <w:rPr>
+          <w:rFonts w:ascii="Carlito" w:eastAsia="Carlito" w:hAnsi="Carlito" w:cs="Carlito"/>
+          <w:i/>
+          <w:iCs/>
+          <w:color w:val="000000" w:themeColor="text1"/>
+          <w:kern w:val="0"/>
+          <w:sz w:val="22"/>
+          <w:szCs w:val="22"/>
+          <w:lang w:val="en-US"/>
+          <w14:ligatures w14:val="none"/>
+        </w:rPr>
+        <w:t>Feb 2024</w:t>
+      </w:r>
+      <w:r>
+        <w:rPr>
+          <w:rFonts w:ascii="Carlito" w:eastAsia="Carlito" w:hAnsi="Carlito" w:cs="Carlito"/>
+          <w:i/>
+          <w:iCs/>
+          <w:color w:val="000000" w:themeColor="text1"/>
+          <w:kern w:val="0"/>
+          <w:sz w:val="22"/>
+          <w:szCs w:val="22"/>
+          <w:lang w:val="en-US"/>
+          <w14:ligatures w14:val="none"/>
+        </w:rPr>
+        <w:t xml:space="preserve"> </w:t>
+      </w:r>
+      <w:r>
+        <w:rPr>
+          <w:rFonts w:ascii="Carlito" w:eastAsia="Carlito" w:hAnsi="Carlito" w:cs="Carlito"/>
+          <w:i/>
+          <w:iCs/>
+          <w:color w:val="000000" w:themeColor="text1"/>
+          <w:kern w:val="0"/>
+          <w:sz w:val="22"/>
+          <w:szCs w:val="22"/>
+          <w:lang w:val="en-US"/>
+          <w14:ligatures w14:val="none"/>
+        </w:rPr>
+        <w:t>–</w:t>
+      </w:r>
+      <w:r>
+        <w:rPr>
+          <w:rFonts w:ascii="Carlito" w:eastAsia="Carlito" w:hAnsi="Carlito" w:cs="Carlito"/>
+          <w:i/>
+          <w:iCs/>
+          <w:color w:val="000000" w:themeColor="text1"/>
+          <w:kern w:val="0"/>
+          <w:sz w:val="22"/>
+          <w:szCs w:val="22"/>
+          <w:lang w:val="en-US"/>
+          <w14:ligatures w14:val="none"/>
+        </w:rPr>
+        <w:t xml:space="preserve"> </w:t>
+      </w:r>
+      <w:r>
+        <w:rPr>
+          <w:rFonts w:ascii="Carlito" w:eastAsia="Carlito" w:hAnsi="Carlito" w:cs="Carlito"/>
+          <w:i/>
+          <w:iCs/>
+          <w:color w:val="000000" w:themeColor="text1"/>
+          <w:kern w:val="0"/>
+          <w:sz w:val="22"/>
+          <w:szCs w:val="22"/>
+          <w:lang w:val="en-US"/>
+          <w14:ligatures w14:val="none"/>
+        </w:rPr>
+        <w:t>Present</w:t>
       </w:r>
     </w:p>
     <w:p>
@@ -8562,6 +8681,7 @@
   <w:style w:type="character" w:default="1" w:styleId="DefaultParagraphFont">
     <w:name w:val="Default Paragraph Font"/>
     <w:uiPriority w:val="1"/>
+    <w:semiHidden/>
     <w:unhideWhenUsed/>
   </w:style>
   <w:style w:type="table" w:default="1" w:styleId="TableNormal">
